--- a/tests/testthat/model_summary.docx
+++ b/tests/testthat/model_summary.docx
@@ -70,7 +70,6 @@
           </w:tcPr>
           <w:p>
             <w:pPr>
-              <w:pStyle w:val="Normal"/>
               <w:jc w:val="left"/>
               <w:pBdr>
                 <w:bottom w:val="none" w:sz="0" w:space="0" w:color="000000"/>
@@ -81,10 +80,11 @@
               <w:spacing w:after="100" w:before="100" w:line="240"/>
               <w:ind w:left="100" w:right="100" w:firstLine="0" w:firstLineChars="0"/>
               <w:rPr>
-                <w:rFonts w:ascii="Arial" w:hAnsi="Arial" w:eastAsia="Arial" w:cs="Arial"/>
+                <w:rFonts w:ascii="Helvetica" w:hAnsi="Helvetica" w:eastAsia="Helvetica" w:cs="Helvetica"/>
                 <w:i w:val="false"/>
                 <w:b w:val="false"/>
                 <w:u w:val="none"/>
+                <w:strike w:val="false"/>
                 <w:sz w:val="22"/>
                 <w:szCs w:val="22"/>
                 <w:color w:val="000000"/>
@@ -92,10 +92,11 @@
             </w:pPr>
             <w:r>
               <w:rPr>
-                <w:rFonts w:ascii="Arial" w:hAnsi="Arial" w:eastAsia="Arial" w:cs="Arial"/>
+                <w:rFonts w:ascii="Helvetica" w:hAnsi="Helvetica" w:eastAsia="Helvetica" w:cs="Helvetica"/>
                 <w:i w:val="false"/>
                 <w:b w:val="false"/>
                 <w:u w:val="none"/>
+                <w:strike w:val="false"/>
                 <w:sz w:val="22"/>
                 <w:szCs w:val="22"/>
                 <w:color w:val="000000"/>
@@ -123,7 +124,6 @@
           </w:tcPr>
           <w:p>
             <w:pPr>
-              <w:pStyle w:val="Normal"/>
               <w:jc w:val="left"/>
               <w:pBdr>
                 <w:bottom w:val="none" w:sz="0" w:space="0" w:color="000000"/>
@@ -134,10 +134,11 @@
               <w:spacing w:after="100" w:before="100" w:line="240"/>
               <w:ind w:left="100" w:right="100" w:firstLine="0" w:firstLineChars="0"/>
               <w:rPr>
-                <w:rFonts w:ascii="Arial" w:hAnsi="Arial" w:eastAsia="Arial" w:cs="Arial"/>
+                <w:rFonts w:ascii="Helvetica" w:hAnsi="Helvetica" w:eastAsia="Helvetica" w:cs="Helvetica"/>
                 <w:i w:val="false"/>
                 <w:b w:val="false"/>
                 <w:u w:val="none"/>
+                <w:strike w:val="false"/>
                 <w:sz w:val="22"/>
                 <w:szCs w:val="22"/>
                 <w:color w:val="000000"/>
@@ -145,10 +146,11 @@
             </w:pPr>
             <w:r>
               <w:rPr>
-                <w:rFonts w:ascii="Arial" w:hAnsi="Arial" w:eastAsia="Arial" w:cs="Arial"/>
+                <w:rFonts w:ascii="Helvetica" w:hAnsi="Helvetica" w:eastAsia="Helvetica" w:cs="Helvetica"/>
                 <w:i w:val="false"/>
                 <w:b w:val="false"/>
                 <w:u w:val="none"/>
+                <w:strike w:val="false"/>
                 <w:sz w:val="22"/>
                 <w:szCs w:val="22"/>
                 <w:color w:val="000000"/>
@@ -176,7 +178,6 @@
           </w:tcPr>
           <w:p>
             <w:pPr>
-              <w:pStyle w:val="Normal"/>
               <w:jc w:val="left"/>
               <w:pBdr>
                 <w:bottom w:val="none" w:sz="0" w:space="0" w:color="000000"/>
@@ -187,10 +188,11 @@
               <w:spacing w:after="100" w:before="100" w:line="240"/>
               <w:ind w:left="100" w:right="100" w:firstLine="0" w:firstLineChars="0"/>
               <w:rPr>
-                <w:rFonts w:ascii="Arial" w:hAnsi="Arial" w:eastAsia="Arial" w:cs="Arial"/>
+                <w:rFonts w:ascii="Helvetica" w:hAnsi="Helvetica" w:eastAsia="Helvetica" w:cs="Helvetica"/>
                 <w:i w:val="false"/>
                 <w:b w:val="false"/>
                 <w:u w:val="none"/>
+                <w:strike w:val="false"/>
                 <w:sz w:val="22"/>
                 <w:szCs w:val="22"/>
                 <w:color w:val="000000"/>
@@ -198,10 +200,11 @@
             </w:pPr>
             <w:r>
               <w:rPr>
-                <w:rFonts w:ascii="Arial" w:hAnsi="Arial" w:eastAsia="Arial" w:cs="Arial"/>
+                <w:rFonts w:ascii="Helvetica" w:hAnsi="Helvetica" w:eastAsia="Helvetica" w:cs="Helvetica"/>
                 <w:i w:val="false"/>
                 <w:b w:val="false"/>
                 <w:u w:val="none"/>
+                <w:strike w:val="false"/>
                 <w:sz w:val="22"/>
                 <w:szCs w:val="22"/>
                 <w:color w:val="000000"/>
@@ -235,7 +238,6 @@
           </w:tcPr>
           <w:p>
             <w:pPr>
-              <w:pStyle w:val="Normal"/>
               <w:jc w:val="left"/>
               <w:pBdr>
                 <w:bottom w:val="none" w:sz="0" w:space="0" w:color="000000"/>
@@ -246,10 +248,11 @@
               <w:spacing w:after="100" w:before="100" w:line="240"/>
               <w:ind w:left="100" w:right="100" w:firstLine="0" w:firstLineChars="0"/>
               <w:rPr>
-                <w:rFonts w:ascii="Arial" w:hAnsi="Arial" w:eastAsia="Arial" w:cs="Arial"/>
+                <w:rFonts w:ascii="Helvetica" w:hAnsi="Helvetica" w:eastAsia="Helvetica" w:cs="Helvetica"/>
                 <w:i w:val="false"/>
                 <w:b w:val="false"/>
                 <w:u w:val="none"/>
+                <w:strike w:val="false"/>
                 <w:sz w:val="22"/>
                 <w:szCs w:val="22"/>
                 <w:color w:val="000000"/>
@@ -257,10 +260,11 @@
             </w:pPr>
             <w:r>
               <w:rPr>
-                <w:rFonts w:ascii="Arial" w:hAnsi="Arial" w:eastAsia="Arial" w:cs="Arial"/>
+                <w:rFonts w:ascii="Helvetica" w:hAnsi="Helvetica" w:eastAsia="Helvetica" w:cs="Helvetica"/>
                 <w:i w:val="false"/>
                 <w:b w:val="false"/>
                 <w:u w:val="none"/>
+                <w:strike w:val="false"/>
                 <w:sz w:val="22"/>
                 <w:szCs w:val="22"/>
                 <w:color w:val="000000"/>
@@ -288,7 +292,6 @@
           </w:tcPr>
           <w:p>
             <w:pPr>
-              <w:pStyle w:val="Normal"/>
               <w:jc w:val="left"/>
               <w:pBdr>
                 <w:bottom w:val="none" w:sz="0" w:space="0" w:color="000000"/>
@@ -299,10 +302,11 @@
               <w:spacing w:after="100" w:before="100" w:line="240"/>
               <w:ind w:left="100" w:right="100" w:firstLine="0" w:firstLineChars="0"/>
               <w:rPr>
-                <w:rFonts w:ascii="Arial" w:hAnsi="Arial" w:eastAsia="Arial" w:cs="Arial"/>
+                <w:rFonts w:ascii="Helvetica" w:hAnsi="Helvetica" w:eastAsia="Helvetica" w:cs="Helvetica"/>
                 <w:i w:val="false"/>
                 <w:b w:val="false"/>
                 <w:u w:val="none"/>
+                <w:strike w:val="false"/>
                 <w:sz w:val="22"/>
                 <w:szCs w:val="22"/>
                 <w:color w:val="000000"/>
@@ -310,10 +314,11 @@
             </w:pPr>
             <w:r>
               <w:rPr>
-                <w:rFonts w:ascii="Arial" w:hAnsi="Arial" w:eastAsia="Arial" w:cs="Arial"/>
+                <w:rFonts w:ascii="Helvetica" w:hAnsi="Helvetica" w:eastAsia="Helvetica" w:cs="Helvetica"/>
                 <w:i w:val="false"/>
                 <w:b w:val="false"/>
                 <w:u w:val="none"/>
+                <w:strike w:val="false"/>
                 <w:sz w:val="22"/>
                 <w:szCs w:val="22"/>
                 <w:color w:val="000000"/>
@@ -341,7 +346,6 @@
           </w:tcPr>
           <w:p>
             <w:pPr>
-              <w:pStyle w:val="Normal"/>
               <w:jc w:val="left"/>
               <w:pBdr>
                 <w:bottom w:val="none" w:sz="0" w:space="0" w:color="000000"/>
@@ -352,10 +356,11 @@
               <w:spacing w:after="100" w:before="100" w:line="240"/>
               <w:ind w:left="100" w:right="100" w:firstLine="0" w:firstLineChars="0"/>
               <w:rPr>
-                <w:rFonts w:ascii="Arial" w:hAnsi="Arial" w:eastAsia="Arial" w:cs="Arial"/>
+                <w:rFonts w:ascii="Helvetica" w:hAnsi="Helvetica" w:eastAsia="Helvetica" w:cs="Helvetica"/>
                 <w:i w:val="false"/>
                 <w:b w:val="false"/>
                 <w:u w:val="none"/>
+                <w:strike w:val="false"/>
                 <w:sz w:val="22"/>
                 <w:szCs w:val="22"/>
                 <w:color w:val="000000"/>
@@ -363,10 +368,11 @@
             </w:pPr>
             <w:r>
               <w:rPr>
-                <w:rFonts w:ascii="Arial" w:hAnsi="Arial" w:eastAsia="Arial" w:cs="Arial"/>
+                <w:rFonts w:ascii="Helvetica" w:hAnsi="Helvetica" w:eastAsia="Helvetica" w:cs="Helvetica"/>
                 <w:i w:val="false"/>
                 <w:b w:val="false"/>
                 <w:u w:val="none"/>
+                <w:strike w:val="false"/>
                 <w:sz w:val="22"/>
                 <w:szCs w:val="22"/>
                 <w:color w:val="000000"/>
@@ -400,7 +406,6 @@
           </w:tcPr>
           <w:p>
             <w:pPr>
-              <w:pStyle w:val="Normal"/>
               <w:jc w:val="left"/>
               <w:pBdr>
                 <w:bottom w:val="none" w:sz="0" w:space="0" w:color="000000"/>
@@ -411,10 +416,11 @@
               <w:spacing w:after="100" w:before="100" w:line="240"/>
               <w:ind w:left="100" w:right="100" w:firstLine="0" w:firstLineChars="0"/>
               <w:rPr>
-                <w:rFonts w:ascii="Arial" w:hAnsi="Arial" w:eastAsia="Arial" w:cs="Arial"/>
+                <w:rFonts w:ascii="Helvetica" w:hAnsi="Helvetica" w:eastAsia="Helvetica" w:cs="Helvetica"/>
                 <w:i w:val="false"/>
                 <w:b w:val="false"/>
                 <w:u w:val="none"/>
+                <w:strike w:val="false"/>
                 <w:sz w:val="22"/>
                 <w:szCs w:val="22"/>
                 <w:color w:val="000000"/>
@@ -422,10 +428,11 @@
             </w:pPr>
             <w:r>
               <w:rPr>
-                <w:rFonts w:ascii="Arial" w:hAnsi="Arial" w:eastAsia="Arial" w:cs="Arial"/>
+                <w:rFonts w:ascii="Helvetica" w:hAnsi="Helvetica" w:eastAsia="Helvetica" w:cs="Helvetica"/>
                 <w:i w:val="false"/>
                 <w:b w:val="false"/>
                 <w:u w:val="none"/>
+                <w:strike w:val="false"/>
                 <w:sz w:val="22"/>
                 <w:szCs w:val="22"/>
                 <w:color w:val="000000"/>
@@ -453,7 +460,6 @@
           </w:tcPr>
           <w:p>
             <w:pPr>
-              <w:pStyle w:val="Normal"/>
               <w:jc w:val="left"/>
               <w:pBdr>
                 <w:bottom w:val="none" w:sz="0" w:space="0" w:color="000000"/>
@@ -464,10 +470,11 @@
               <w:spacing w:after="100" w:before="100" w:line="240"/>
               <w:ind w:left="100" w:right="100" w:firstLine="0" w:firstLineChars="0"/>
               <w:rPr>
-                <w:rFonts w:ascii="Arial" w:hAnsi="Arial" w:eastAsia="Arial" w:cs="Arial"/>
+                <w:rFonts w:ascii="Helvetica" w:hAnsi="Helvetica" w:eastAsia="Helvetica" w:cs="Helvetica"/>
                 <w:i w:val="false"/>
                 <w:b w:val="false"/>
                 <w:u w:val="none"/>
+                <w:strike w:val="false"/>
                 <w:sz w:val="22"/>
                 <w:szCs w:val="22"/>
                 <w:color w:val="000000"/>
@@ -475,10 +482,11 @@
             </w:pPr>
             <w:r>
               <w:rPr>
-                <w:rFonts w:ascii="Arial" w:hAnsi="Arial" w:eastAsia="Arial" w:cs="Arial"/>
+                <w:rFonts w:ascii="Helvetica" w:hAnsi="Helvetica" w:eastAsia="Helvetica" w:cs="Helvetica"/>
                 <w:i w:val="false"/>
                 <w:b w:val="false"/>
                 <w:u w:val="none"/>
+                <w:strike w:val="false"/>
                 <w:sz w:val="22"/>
                 <w:szCs w:val="22"/>
                 <w:color w:val="000000"/>
@@ -506,7 +514,6 @@
           </w:tcPr>
           <w:p>
             <w:pPr>
-              <w:pStyle w:val="Normal"/>
               <w:jc w:val="left"/>
               <w:pBdr>
                 <w:bottom w:val="none" w:sz="0" w:space="0" w:color="000000"/>
@@ -517,10 +524,11 @@
               <w:spacing w:after="100" w:before="100" w:line="240"/>
               <w:ind w:left="100" w:right="100" w:firstLine="0" w:firstLineChars="0"/>
               <w:rPr>
-                <w:rFonts w:ascii="Arial" w:hAnsi="Arial" w:eastAsia="Arial" w:cs="Arial"/>
+                <w:rFonts w:ascii="Helvetica" w:hAnsi="Helvetica" w:eastAsia="Helvetica" w:cs="Helvetica"/>
                 <w:i w:val="false"/>
                 <w:b w:val="false"/>
                 <w:u w:val="none"/>
+                <w:strike w:val="false"/>
                 <w:sz w:val="22"/>
                 <w:szCs w:val="22"/>
                 <w:color w:val="000000"/>
@@ -528,10 +536,11 @@
             </w:pPr>
             <w:r>
               <w:rPr>
-                <w:rFonts w:ascii="Arial" w:hAnsi="Arial" w:eastAsia="Arial" w:cs="Arial"/>
+                <w:rFonts w:ascii="Helvetica" w:hAnsi="Helvetica" w:eastAsia="Helvetica" w:cs="Helvetica"/>
                 <w:i w:val="false"/>
                 <w:b w:val="false"/>
                 <w:u w:val="none"/>
+                <w:strike w:val="false"/>
                 <w:sz w:val="22"/>
                 <w:szCs w:val="22"/>
                 <w:color w:val="000000"/>
